--- a/6 sem/АТПО/лаб.8/лаб.8.docx
+++ b/6 sem/АТПО/лаб.8/лаб.8.docx
@@ -72,35 +72,162 @@
           <w:sz w:val="22"/>
           <w:szCs w:val="22"/>
         </w:rPr>
-        <w:t>(ФГБОУ ВО «</w:t>
-      </w:r>
-      <w:proofErr w:type="spellStart"/>
+        <w:t>(ФГБОУ ВО «КубГУ»)</w:t>
+      </w:r>
+    </w:p>
+    <w:p>
+      <w:pPr>
+        <w:pStyle w:val="a4"/>
+        <w:spacing w:before="120" w:beforeAutospacing="0" w:after="0" w:afterAutospacing="0"/>
+        <w:jc w:val="center"/>
+      </w:pPr>
       <w:r>
         <w:rPr>
           <w:b/>
           <w:bCs/>
           <w:color w:val="000000"/>
-          <w:sz w:val="22"/>
-          <w:szCs w:val="22"/>
-        </w:rPr>
-        <w:t>КубГУ</w:t>
-      </w:r>
-      <w:proofErr w:type="spellEnd"/>
+          <w:sz w:val="28"/>
+          <w:szCs w:val="28"/>
+        </w:rPr>
+        <w:t>Факультет компьютерных технологий и прикладной математики</w:t>
+      </w:r>
+      <w:r>
+        <w:rPr>
+          <w:color w:val="000000"/>
+          <w:sz w:val="28"/>
+          <w:szCs w:val="28"/>
+        </w:rPr>
+        <w:t> </w:t>
+      </w:r>
+    </w:p>
+    <w:p>
+      <w:pPr>
+        <w:pStyle w:val="a4"/>
+        <w:spacing w:before="120" w:beforeAutospacing="0" w:after="0" w:afterAutospacing="0"/>
+        <w:jc w:val="center"/>
+      </w:pPr>
       <w:r>
         <w:rPr>
           <w:b/>
           <w:bCs/>
           <w:color w:val="000000"/>
-          <w:sz w:val="22"/>
-          <w:szCs w:val="22"/>
-        </w:rPr>
-        <w:t>»)</w:t>
-      </w:r>
-    </w:p>
-    <w:p>
-      <w:pPr>
-        <w:pStyle w:val="a4"/>
-        <w:spacing w:before="120" w:beforeAutospacing="0" w:after="0" w:afterAutospacing="0"/>
+          <w:sz w:val="28"/>
+          <w:szCs w:val="28"/>
+        </w:rPr>
+        <w:t>Кафедра информационных технологий</w:t>
+      </w:r>
+      <w:r>
+        <w:rPr>
+          <w:color w:val="000000"/>
+          <w:sz w:val="28"/>
+          <w:szCs w:val="28"/>
+        </w:rPr>
+        <w:t> </w:t>
+      </w:r>
+    </w:p>
+    <w:p>
+      <w:pPr>
+        <w:pStyle w:val="a4"/>
+        <w:spacing w:before="0" w:beforeAutospacing="0" w:after="0" w:afterAutospacing="0"/>
+        <w:jc w:val="center"/>
+      </w:pPr>
+      <w:r>
+        <w:rPr>
+          <w:color w:val="000000"/>
+          <w:sz w:val="28"/>
+          <w:szCs w:val="28"/>
+        </w:rPr>
+        <w:t> </w:t>
+      </w:r>
+    </w:p>
+    <w:p>
+      <w:pPr>
+        <w:pStyle w:val="a4"/>
+        <w:spacing w:before="0" w:beforeAutospacing="0" w:after="0" w:afterAutospacing="0"/>
+      </w:pPr>
+      <w:r>
+        <w:rPr>
+          <w:color w:val="000000"/>
+        </w:rPr>
+        <w:t> </w:t>
+      </w:r>
+    </w:p>
+    <w:p>
+      <w:pPr>
+        <w:pStyle w:val="a4"/>
+        <w:spacing w:before="0" w:beforeAutospacing="0" w:after="0" w:afterAutospacing="0"/>
+      </w:pPr>
+      <w:r>
+        <w:rPr>
+          <w:color w:val="000000"/>
+        </w:rPr>
+        <w:t> </w:t>
+      </w:r>
+    </w:p>
+    <w:p>
+      <w:pPr>
+        <w:pStyle w:val="a4"/>
+        <w:spacing w:before="0" w:beforeAutospacing="0" w:after="0" w:afterAutospacing="0"/>
+      </w:pPr>
+      <w:r>
+        <w:rPr>
+          <w:color w:val="000000"/>
+        </w:rPr>
+        <w:t> </w:t>
+      </w:r>
+    </w:p>
+    <w:p>
+      <w:pPr>
+        <w:pStyle w:val="a4"/>
+        <w:spacing w:before="0" w:beforeAutospacing="0" w:after="0" w:afterAutospacing="0"/>
+      </w:pPr>
+      <w:r>
+        <w:rPr>
+          <w:color w:val="000000"/>
+        </w:rPr>
+        <w:t> </w:t>
+      </w:r>
+    </w:p>
+    <w:p>
+      <w:pPr>
+        <w:pStyle w:val="a4"/>
+        <w:spacing w:before="0" w:beforeAutospacing="0" w:after="0" w:afterAutospacing="0"/>
+      </w:pPr>
+      <w:r>
+        <w:rPr>
+          <w:color w:val="000000"/>
+        </w:rPr>
+        <w:t> </w:t>
+      </w:r>
+    </w:p>
+    <w:p>
+      <w:pPr>
+        <w:pStyle w:val="a4"/>
+        <w:spacing w:before="0" w:beforeAutospacing="0" w:after="0" w:afterAutospacing="0"/>
+      </w:pPr>
+      <w:r>
+        <w:rPr>
+          <w:color w:val="000000"/>
+        </w:rPr>
+        <w:t> </w:t>
+      </w:r>
+    </w:p>
+    <w:p>
+      <w:pPr>
+        <w:pStyle w:val="a4"/>
+        <w:spacing w:before="0" w:beforeAutospacing="0" w:after="0" w:afterAutospacing="0"/>
+      </w:pPr>
+      <w:r>
+        <w:rPr>
+          <w:color w:val="000000"/>
+        </w:rPr>
+        <w:t> </w:t>
+      </w:r>
+    </w:p>
+    <w:p>
+      <w:pPr>
+        <w:pStyle w:val="a4"/>
+        <w:spacing w:before="0" w:beforeAutospacing="0" w:after="0" w:afterAutospacing="0"/>
         <w:jc w:val="center"/>
       </w:pPr>
       <w:r>
@@ -111,23 +238,25 @@
           <w:sz w:val="28"/>
           <w:szCs w:val="28"/>
         </w:rPr>
-        <w:t>Факультет компьютерных технологий и прикладной математики</w:t>
-      </w:r>
-      <w:r>
-        <w:rPr>
+        <w:t>ОТЧЕТ ПО ЛАБОРАТОРНОЙ РАБОТЕ № 8</w:t>
+      </w:r>
+    </w:p>
+    <w:p>
+      <w:pPr>
+        <w:pStyle w:val="a4"/>
+        <w:spacing w:before="0" w:beforeAutospacing="0" w:after="0" w:afterAutospacing="0"/>
+        <w:jc w:val="center"/>
+      </w:pPr>
+      <w:r>
+        <w:rPr>
+          <w:b/>
+          <w:bCs/>
           <w:color w:val="000000"/>
           <w:sz w:val="28"/>
           <w:szCs w:val="28"/>
         </w:rPr>
-        <w:t> </w:t>
-      </w:r>
-    </w:p>
-    <w:p>
-      <w:pPr>
-        <w:pStyle w:val="a4"/>
-        <w:spacing w:before="120" w:beforeAutospacing="0" w:after="0" w:afterAutospacing="0"/>
-        <w:jc w:val="center"/>
-      </w:pPr>
+        <w:t>по дисциплине</w:t>
+      </w:r>
       <w:r>
         <w:rPr>
           <w:b/>
@@ -136,8 +265,36 @@
           <w:sz w:val="28"/>
           <w:szCs w:val="28"/>
         </w:rPr>
-        <w:t>Кафедра информационных технологий</w:t>
-      </w:r>
+        <w:br/>
+        <w:t>  «Автоматизирование тестирования ПО»</w:t>
+      </w:r>
+    </w:p>
+    <w:p>
+      <w:pPr>
+        <w:pStyle w:val="a4"/>
+        <w:spacing w:before="0" w:beforeAutospacing="0" w:after="0" w:afterAutospacing="0"/>
+        <w:jc w:val="center"/>
+      </w:pPr>
+      <w:r>
+        <w:t> </w:t>
+      </w:r>
+    </w:p>
+    <w:p>
+      <w:pPr>
+        <w:pStyle w:val="a4"/>
+        <w:spacing w:before="0" w:beforeAutospacing="0" w:after="0" w:afterAutospacing="0"/>
+        <w:jc w:val="center"/>
+      </w:pPr>
+      <w:r>
+        <w:t> </w:t>
+      </w:r>
+    </w:p>
+    <w:p>
+      <w:pPr>
+        <w:pStyle w:val="a4"/>
+        <w:spacing w:before="0" w:beforeAutospacing="0" w:after="0" w:afterAutospacing="0"/>
+        <w:jc w:val="center"/>
+      </w:pPr>
       <w:r>
         <w:rPr>
           <w:color w:val="000000"/>
@@ -156,306 +313,110 @@
       <w:r>
         <w:rPr>
           <w:color w:val="000000"/>
+        </w:rPr>
+        <w:t> </w:t>
+      </w:r>
+    </w:p>
+    <w:p>
+      <w:pPr>
+        <w:pStyle w:val="a4"/>
+        <w:spacing w:before="0" w:beforeAutospacing="0" w:after="0" w:afterAutospacing="0"/>
+        <w:jc w:val="center"/>
+      </w:pPr>
+      <w:r>
+        <w:rPr>
+          <w:color w:val="000000"/>
+        </w:rPr>
+        <w:t> </w:t>
+      </w:r>
+    </w:p>
+    <w:p>
+      <w:pPr>
+        <w:pStyle w:val="a4"/>
+        <w:spacing w:before="0" w:beforeAutospacing="0" w:after="0" w:afterAutospacing="0"/>
+        <w:jc w:val="center"/>
+      </w:pPr>
+      <w:r>
+        <w:rPr>
+          <w:color w:val="000000"/>
+        </w:rPr>
+        <w:t> </w:t>
+      </w:r>
+    </w:p>
+    <w:p>
+      <w:pPr>
+        <w:pStyle w:val="a4"/>
+        <w:spacing w:before="0" w:beforeAutospacing="0" w:after="0" w:afterAutospacing="0"/>
+      </w:pPr>
+      <w:r>
+        <w:rPr>
+          <w:color w:val="000000"/>
           <w:sz w:val="28"/>
           <w:szCs w:val="28"/>
         </w:rPr>
-        <w:t> </w:t>
-      </w:r>
-    </w:p>
-    <w:p>
-      <w:pPr>
-        <w:pStyle w:val="a4"/>
-        <w:spacing w:before="0" w:beforeAutospacing="0" w:after="0" w:afterAutospacing="0"/>
-      </w:pPr>
-      <w:r>
-        <w:rPr>
-          <w:color w:val="000000"/>
-        </w:rPr>
-        <w:t> </w:t>
-      </w:r>
-    </w:p>
-    <w:p>
-      <w:pPr>
-        <w:pStyle w:val="a4"/>
-        <w:spacing w:before="0" w:beforeAutospacing="0" w:after="0" w:afterAutospacing="0"/>
-      </w:pPr>
-      <w:r>
-        <w:rPr>
-          <w:color w:val="000000"/>
-        </w:rPr>
-        <w:t> </w:t>
-      </w:r>
-    </w:p>
-    <w:p>
-      <w:pPr>
-        <w:pStyle w:val="a4"/>
-        <w:spacing w:before="0" w:beforeAutospacing="0" w:after="0" w:afterAutospacing="0"/>
-      </w:pPr>
-      <w:r>
-        <w:rPr>
-          <w:color w:val="000000"/>
-        </w:rPr>
-        <w:t> </w:t>
-      </w:r>
-    </w:p>
-    <w:p>
-      <w:pPr>
-        <w:pStyle w:val="a4"/>
-        <w:spacing w:before="0" w:beforeAutospacing="0" w:after="0" w:afterAutospacing="0"/>
-      </w:pPr>
-      <w:r>
-        <w:rPr>
-          <w:color w:val="000000"/>
-        </w:rPr>
-        <w:t> </w:t>
-      </w:r>
-    </w:p>
-    <w:p>
-      <w:pPr>
-        <w:pStyle w:val="a4"/>
-        <w:spacing w:before="0" w:beforeAutospacing="0" w:after="0" w:afterAutospacing="0"/>
-      </w:pPr>
-      <w:r>
-        <w:rPr>
-          <w:color w:val="000000"/>
-        </w:rPr>
-        <w:t> </w:t>
-      </w:r>
-    </w:p>
-    <w:p>
-      <w:pPr>
-        <w:pStyle w:val="a4"/>
-        <w:spacing w:before="0" w:beforeAutospacing="0" w:after="0" w:afterAutospacing="0"/>
-      </w:pPr>
-      <w:r>
-        <w:rPr>
-          <w:color w:val="000000"/>
-        </w:rPr>
-        <w:t> </w:t>
-      </w:r>
-    </w:p>
-    <w:p>
-      <w:pPr>
-        <w:pStyle w:val="a4"/>
-        <w:spacing w:before="0" w:beforeAutospacing="0" w:after="0" w:afterAutospacing="0"/>
-      </w:pPr>
-      <w:r>
-        <w:rPr>
-          <w:color w:val="000000"/>
-        </w:rPr>
-        <w:t> </w:t>
-      </w:r>
-    </w:p>
-    <w:p>
-      <w:pPr>
-        <w:pStyle w:val="a4"/>
-        <w:spacing w:before="0" w:beforeAutospacing="0" w:after="0" w:afterAutospacing="0"/>
-        <w:jc w:val="center"/>
-      </w:pPr>
-      <w:r>
-        <w:rPr>
-          <w:b/>
-          <w:bCs/>
+        <w:t xml:space="preserve">Выполнил студент группы 35/2 </w:t>
+      </w:r>
+      <w:r>
+        <w:rPr>
+          <w:color w:val="000000"/>
+          <w:u w:val="single"/>
+          <w:shd w:val="clear" w:color="auto" w:fill="FFFFFF"/>
+        </w:rPr>
+        <w:t>                </w:t>
+      </w:r>
+      <w:r>
+        <w:rPr>
+          <w:color w:val="000000"/>
+          <w:u w:val="single"/>
+          <w:shd w:val="clear" w:color="auto" w:fill="FFFFFF"/>
+        </w:rPr>
+        <w:t>                                    </w:t>
+      </w:r>
+      <w:r>
+        <w:rPr>
+          <w:color w:val="000000"/>
+          <w:u w:val="single"/>
+          <w:shd w:val="clear" w:color="auto" w:fill="FFFFFF"/>
+        </w:rPr>
+        <w:t>       </w:t>
+      </w:r>
+      <w:r>
+        <w:rPr>
           <w:color w:val="000000"/>
           <w:sz w:val="28"/>
           <w:szCs w:val="28"/>
         </w:rPr>
-        <w:t>ОТЧЕТ ПО ЛАБОРАТОРНОЙ РАБОТЕ № 8</w:t>
-      </w:r>
-    </w:p>
-    <w:p>
-      <w:pPr>
-        <w:pStyle w:val="a4"/>
-        <w:spacing w:before="0" w:beforeAutospacing="0" w:after="0" w:afterAutospacing="0"/>
-        <w:jc w:val="center"/>
-      </w:pPr>
-      <w:r>
-        <w:rPr>
-          <w:b/>
-          <w:bCs/>
+        <w:t>Д.А. Вербицкий</w:t>
+      </w:r>
+    </w:p>
+    <w:p>
+      <w:pPr>
+        <w:pStyle w:val="a4"/>
+        <w:spacing w:before="0" w:beforeAutospacing="0" w:after="0" w:afterAutospacing="0"/>
+        <w:jc w:val="both"/>
+      </w:pPr>
+      <w:r>
+        <w:rPr>
           <w:color w:val="000000"/>
           <w:sz w:val="28"/>
           <w:szCs w:val="28"/>
         </w:rPr>
-        <w:t>по дисциплине</w:t>
-      </w:r>
-      <w:r>
-        <w:rPr>
-          <w:b/>
-          <w:bCs/>
+        <w:t> </w:t>
+      </w:r>
+    </w:p>
+    <w:p>
+      <w:pPr>
+        <w:pStyle w:val="a4"/>
+        <w:spacing w:before="0" w:beforeAutospacing="0" w:after="0" w:afterAutospacing="0"/>
+        <w:jc w:val="both"/>
+      </w:pPr>
+      <w:r>
+        <w:rPr>
           <w:color w:val="000000"/>
           <w:sz w:val="28"/>
           <w:szCs w:val="28"/>
         </w:rPr>
-        <w:br/>
-        <w:t>  «Автоматизирование тестирования ПО»</w:t>
-      </w:r>
-    </w:p>
-    <w:p>
-      <w:pPr>
-        <w:pStyle w:val="a4"/>
-        <w:spacing w:before="0" w:beforeAutospacing="0" w:after="0" w:afterAutospacing="0"/>
-        <w:jc w:val="center"/>
-      </w:pPr>
-      <w:r>
-        <w:t> </w:t>
-      </w:r>
-    </w:p>
-    <w:p>
-      <w:pPr>
-        <w:pStyle w:val="a4"/>
-        <w:spacing w:before="0" w:beforeAutospacing="0" w:after="0" w:afterAutospacing="0"/>
-        <w:jc w:val="center"/>
-      </w:pPr>
-      <w:r>
-        <w:t> </w:t>
-      </w:r>
-    </w:p>
-    <w:p>
-      <w:pPr>
-        <w:pStyle w:val="a4"/>
-        <w:spacing w:before="0" w:beforeAutospacing="0" w:after="0" w:afterAutospacing="0"/>
-        <w:jc w:val="center"/>
-      </w:pPr>
-      <w:r>
-        <w:rPr>
-          <w:color w:val="000000"/>
-          <w:sz w:val="28"/>
-          <w:szCs w:val="28"/>
-        </w:rPr>
-        <w:t> </w:t>
-      </w:r>
-    </w:p>
-    <w:p>
-      <w:pPr>
-        <w:pStyle w:val="a4"/>
-        <w:spacing w:before="0" w:beforeAutospacing="0" w:after="0" w:afterAutospacing="0"/>
-        <w:jc w:val="center"/>
-      </w:pPr>
-      <w:r>
-        <w:rPr>
-          <w:color w:val="000000"/>
-        </w:rPr>
-        <w:t> </w:t>
-      </w:r>
-    </w:p>
-    <w:p>
-      <w:pPr>
-        <w:pStyle w:val="a4"/>
-        <w:spacing w:before="0" w:beforeAutospacing="0" w:after="0" w:afterAutospacing="0"/>
-        <w:jc w:val="center"/>
-      </w:pPr>
-      <w:r>
-        <w:rPr>
-          <w:color w:val="000000"/>
-        </w:rPr>
-        <w:t> </w:t>
-      </w:r>
-    </w:p>
-    <w:p>
-      <w:pPr>
-        <w:pStyle w:val="a4"/>
-        <w:spacing w:before="0" w:beforeAutospacing="0" w:after="0" w:afterAutospacing="0"/>
-        <w:jc w:val="center"/>
-      </w:pPr>
-      <w:r>
-        <w:rPr>
-          <w:color w:val="000000"/>
-        </w:rPr>
-        <w:t> </w:t>
-      </w:r>
-    </w:p>
-    <w:p>
-      <w:pPr>
-        <w:pStyle w:val="a4"/>
-        <w:spacing w:before="0" w:beforeAutospacing="0" w:after="0" w:afterAutospacing="0"/>
-      </w:pPr>
-      <w:r>
-        <w:rPr>
-          <w:color w:val="000000"/>
-          <w:sz w:val="28"/>
-          <w:szCs w:val="28"/>
-        </w:rPr>
-        <w:t xml:space="preserve">Выполнил студент группы 35/2 </w:t>
-      </w:r>
-      <w:r>
-        <w:rPr>
-          <w:color w:val="000000"/>
-          <w:u w:val="single"/>
-          <w:shd w:val="clear" w:color="auto" w:fill="FFFFFF"/>
-        </w:rPr>
-        <w:t>                </w:t>
-      </w:r>
-      <w:r>
-        <w:rPr>
-          <w:color w:val="000000"/>
-          <w:u w:val="single"/>
-          <w:shd w:val="clear" w:color="auto" w:fill="FFFFFF"/>
-        </w:rPr>
-        <w:t>                            </w:t>
-      </w:r>
-      <w:r>
-        <w:rPr>
-          <w:color w:val="000000"/>
-          <w:u w:val="single"/>
-          <w:shd w:val="clear" w:color="auto" w:fill="FFFFFF"/>
-        </w:rPr>
-        <w:t>        </w:t>
-      </w:r>
-      <w:r>
-        <w:rPr>
-          <w:color w:val="000000"/>
-          <w:u w:val="single"/>
-          <w:shd w:val="clear" w:color="auto" w:fill="FFFFFF"/>
-        </w:rPr>
-        <w:t>       </w:t>
-      </w:r>
-      <w:r>
-        <w:rPr>
-          <w:color w:val="000000"/>
-          <w:sz w:val="28"/>
-          <w:szCs w:val="28"/>
-        </w:rPr>
-        <w:t>Д.А. Вербицкий</w:t>
-      </w:r>
-    </w:p>
-    <w:p>
-      <w:pPr>
-        <w:pStyle w:val="a4"/>
-        <w:spacing w:before="0" w:beforeAutospacing="0" w:after="0" w:afterAutospacing="0"/>
-        <w:jc w:val="both"/>
-      </w:pPr>
-      <w:r>
-        <w:rPr>
-          <w:color w:val="000000"/>
-          <w:sz w:val="28"/>
-          <w:szCs w:val="28"/>
-        </w:rPr>
-        <w:t> </w:t>
-      </w:r>
-    </w:p>
-    <w:p>
-      <w:pPr>
-        <w:pStyle w:val="a4"/>
-        <w:spacing w:before="0" w:beforeAutospacing="0" w:after="0" w:afterAutospacing="0"/>
-        <w:jc w:val="both"/>
-      </w:pPr>
-      <w:r>
-        <w:rPr>
-          <w:color w:val="000000"/>
-          <w:sz w:val="28"/>
-          <w:szCs w:val="28"/>
-        </w:rPr>
-        <w:t xml:space="preserve">Направление </w:t>
-      </w:r>
-      <w:proofErr w:type="gramStart"/>
-      <w:r>
-        <w:rPr>
-          <w:color w:val="000000"/>
-          <w:sz w:val="28"/>
-          <w:szCs w:val="28"/>
-        </w:rPr>
-        <w:t xml:space="preserve">подготовки  </w:t>
+        <w:t xml:space="preserve">Направление подготовки  </w:t>
       </w:r>
       <w:r>
         <w:rPr>
@@ -464,9 +425,23 @@
           <w:szCs w:val="28"/>
           <w:u w:val="single"/>
         </w:rPr>
-        <w:t>02.03.03</w:t>
-      </w:r>
-      <w:proofErr w:type="gramEnd"/>
+        <w:t>02.03.03  Математическое обеспечение и администрирование информационных систем  </w:t>
+      </w:r>
+    </w:p>
+    <w:p>
+      <w:pPr>
+        <w:pStyle w:val="a4"/>
+        <w:spacing w:before="0" w:beforeAutospacing="0" w:after="0" w:afterAutospacing="0"/>
+        <w:jc w:val="both"/>
+      </w:pPr>
+      <w:r>
+        <w:rPr>
+          <w:color w:val="000000"/>
+          <w:sz w:val="28"/>
+          <w:szCs w:val="28"/>
+        </w:rPr>
+        <w:t>Курс </w:t>
+      </w:r>
       <w:r>
         <w:rPr>
           <w:color w:val="000000"/>
@@ -474,30 +449,6 @@
           <w:szCs w:val="28"/>
           <w:u w:val="single"/>
         </w:rPr>
-        <w:t xml:space="preserve">  Математическое обеспечение и администрирование информационных систем  </w:t>
-      </w:r>
-    </w:p>
-    <w:p>
-      <w:pPr>
-        <w:pStyle w:val="a4"/>
-        <w:spacing w:before="0" w:beforeAutospacing="0" w:after="0" w:afterAutospacing="0"/>
-        <w:jc w:val="both"/>
-      </w:pPr>
-      <w:r>
-        <w:rPr>
-          <w:color w:val="000000"/>
-          <w:sz w:val="28"/>
-          <w:szCs w:val="28"/>
-        </w:rPr>
-        <w:t>Курс </w:t>
-      </w:r>
-      <w:r>
-        <w:rPr>
-          <w:color w:val="000000"/>
-          <w:sz w:val="28"/>
-          <w:szCs w:val="28"/>
-          <w:u w:val="single"/>
-        </w:rPr>
         <w:t>   3   </w:t>
       </w:r>
       <w:r>
@@ -736,29 +687,9 @@
           <w:szCs w:val="28"/>
         </w:rPr>
         <w:lastRenderedPageBreak/>
-        <w:t xml:space="preserve">Проверялся сайт: </w:t>
+        <w:t xml:space="preserve">сайт: </w:t>
       </w:r>
       <w:hyperlink r:id="rId4" w:history="1">
-        <w:r>
-          <w:rPr>
-            <w:rStyle w:val="a3"/>
-            <w:rFonts w:ascii="Times New Roman" w:hAnsi="Times New Roman" w:cs="Times New Roman"/>
-            <w:sz w:val="28"/>
-            <w:szCs w:val="28"/>
-            <w:lang w:val="en-US"/>
-          </w:rPr>
-          <w:t>https</w:t>
-        </w:r>
-        <w:r>
-          <w:rPr>
-            <w:rStyle w:val="a3"/>
-            <w:rFonts w:ascii="Times New Roman" w:hAnsi="Times New Roman" w:cs="Times New Roman"/>
-            <w:sz w:val="28"/>
-            <w:szCs w:val="28"/>
-          </w:rPr>
-          <w:t>://</w:t>
-        </w:r>
-        <w:proofErr w:type="spellStart"/>
         <w:r>
           <w:rPr>
             <w:rStyle w:val="a3"/>
@@ -769,7 +700,6 @@
           </w:rPr>
           <w:t>vv</w:t>
         </w:r>
-        <w:proofErr w:type="spellEnd"/>
         <w:r>
           <w:rPr>
             <w:rStyle w:val="a3"/>
@@ -779,7 +709,6 @@
           </w:rPr>
           <w:t>-</w:t>
         </w:r>
-        <w:proofErr w:type="spellStart"/>
         <w:r>
           <w:rPr>
             <w:rStyle w:val="a3"/>
@@ -788,9 +717,28 @@
             <w:szCs w:val="28"/>
             <w:lang w:val="en-US"/>
           </w:rPr>
-          <w:t>vito</w:t>
+          <w:t>vi</w:t>
         </w:r>
-        <w:proofErr w:type="spellEnd"/>
+        <w:r>
+          <w:rPr>
+            <w:rStyle w:val="a3"/>
+            <w:rFonts w:ascii="Times New Roman" w:hAnsi="Times New Roman" w:cs="Times New Roman"/>
+            <w:sz w:val="28"/>
+            <w:szCs w:val="28"/>
+            <w:lang w:val="en-US"/>
+          </w:rPr>
+          <w:t>t</w:t>
+        </w:r>
+        <w:r>
+          <w:rPr>
+            <w:rStyle w:val="a3"/>
+            <w:rFonts w:ascii="Times New Roman" w:hAnsi="Times New Roman" w:cs="Times New Roman"/>
+            <w:sz w:val="28"/>
+            <w:szCs w:val="28"/>
+            <w:lang w:val="en-US"/>
+          </w:rPr>
+          <w:t>o</w:t>
+        </w:r>
         <w:r>
           <w:rPr>
             <w:rStyle w:val="a3"/>
@@ -800,7 +748,6 @@
           </w:rPr>
           <w:t>.</w:t>
         </w:r>
-        <w:proofErr w:type="spellStart"/>
         <w:r>
           <w:rPr>
             <w:rStyle w:val="a3"/>
@@ -811,54 +758,624 @@
           </w:rPr>
           <w:t>ru</w:t>
         </w:r>
-        <w:proofErr w:type="spellEnd"/>
       </w:hyperlink>
     </w:p>
     <w:p/>
-    <w:p>
-      <w:bookmarkStart w:id="0" w:name="_GoBack"/>
-      <w:r>
-        <w:rPr>
-          <w:noProof/>
-          <w:lang w:eastAsia="ru-RU"/>
-        </w:rPr>
-        <w:drawing>
-          <wp:inline distT="0" distB="0" distL="0" distR="0" wp14:anchorId="015D9052" wp14:editId="1F732357">
-            <wp:extent cx="5940425" cy="3631565"/>
-            <wp:effectExtent l="0" t="0" r="3175" b="6985"/>
-            <wp:docPr id="1" name="Рисунок 1"/>
-            <wp:cNvGraphicFramePr>
-              <a:graphicFrameLocks xmlns:a="http://schemas.openxmlformats.org/drawingml/2006/main" noChangeAspect="1"/>
-            </wp:cNvGraphicFramePr>
-            <a:graphic xmlns:a="http://schemas.openxmlformats.org/drawingml/2006/main">
-              <a:graphicData uri="http://schemas.openxmlformats.org/drawingml/2006/picture">
-                <pic:pic xmlns:pic="http://schemas.openxmlformats.org/drawingml/2006/picture">
-                  <pic:nvPicPr>
-                    <pic:cNvPr id="1" name=""/>
-                    <pic:cNvPicPr/>
-                  </pic:nvPicPr>
-                  <pic:blipFill>
-                    <a:blip r:embed="rId5"/>
-                    <a:stretch>
-                      <a:fillRect/>
-                    </a:stretch>
-                  </pic:blipFill>
-                  <pic:spPr>
-                    <a:xfrm>
-                      <a:off x="0" y="0"/>
-                      <a:ext cx="5940425" cy="3631565"/>
-                    </a:xfrm>
-                    <a:prstGeom prst="rect">
-                      <a:avLst/>
-                    </a:prstGeom>
-                  </pic:spPr>
-                </pic:pic>
-              </a:graphicData>
-            </a:graphic>
-          </wp:inline>
-        </w:drawing>
-      </w:r>
-      <w:bookmarkEnd w:id="0"/>
+    <w:tbl>
+      <w:tblPr>
+        <w:tblStyle w:val="a6"/>
+        <w:tblW w:w="9355" w:type="dxa"/>
+        <w:tblLook w:val="04A0" w:firstRow="1" w:lastRow="0" w:firstColumn="1" w:lastColumn="0" w:noHBand="0" w:noVBand="1"/>
+      </w:tblPr>
+      <w:tblGrid>
+        <w:gridCol w:w="747"/>
+        <w:gridCol w:w="4594"/>
+        <w:gridCol w:w="2908"/>
+        <w:gridCol w:w="1612"/>
+      </w:tblGrid>
+      <w:tr>
+        <w:trPr>
+          <w:trHeight w:val="288"/>
+        </w:trPr>
+        <w:tc>
+          <w:tcPr>
+            <w:tcW w:w="747" w:type="dxa"/>
+            <w:noWrap/>
+            <w:hideMark/>
+          </w:tcPr>
+          <w:p>
+            <w:r>
+              <w:t>№ Тест кейса</w:t>
+            </w:r>
+          </w:p>
+        </w:tc>
+        <w:tc>
+          <w:tcPr>
+            <w:tcW w:w="4594" w:type="dxa"/>
+            <w:noWrap/>
+            <w:hideMark/>
+          </w:tcPr>
+          <w:p>
+            <w:r>
+              <w:t>Название проверок</w:t>
+            </w:r>
+          </w:p>
+        </w:tc>
+        <w:tc>
+          <w:tcPr>
+            <w:tcW w:w="2908" w:type="dxa"/>
+            <w:noWrap/>
+            <w:hideMark/>
+          </w:tcPr>
+          <w:p>
+            <w:r>
+              <w:t>Тесты</w:t>
+            </w:r>
+          </w:p>
+        </w:tc>
+        <w:tc>
+          <w:tcPr>
+            <w:tcW w:w="1106" w:type="dxa"/>
+            <w:noWrap/>
+            <w:hideMark/>
+          </w:tcPr>
+          <w:p>
+            <w:r>
+              <w:t>Результаты</w:t>
+            </w:r>
+          </w:p>
+        </w:tc>
+      </w:tr>
+      <w:tr>
+        <w:trPr>
+          <w:trHeight w:val="288"/>
+        </w:trPr>
+        <w:tc>
+          <w:tcPr>
+            <w:tcW w:w="747" w:type="dxa"/>
+            <w:noWrap/>
+            <w:hideMark/>
+          </w:tcPr>
+          <w:p>
+            <w:r>
+              <w:t>1</w:t>
+            </w:r>
+          </w:p>
+        </w:tc>
+        <w:tc>
+          <w:tcPr>
+            <w:tcW w:w="4594" w:type="dxa"/>
+            <w:noWrap/>
+            <w:hideMark/>
+          </w:tcPr>
+          <w:p>
+            <w:r>
+              <w:t>Поиск ищет по всем полям, указанным в ТЗ</w:t>
+            </w:r>
+          </w:p>
+        </w:tc>
+        <w:tc>
+          <w:tcPr>
+            <w:tcW w:w="2908" w:type="dxa"/>
+            <w:noWrap/>
+            <w:hideMark/>
+          </w:tcPr>
+          <w:p>
+            <w:r>
+              <w:t>Раздел - шапки, сезон - зимние</w:t>
+            </w:r>
+          </w:p>
+        </w:tc>
+        <w:tc>
+          <w:tcPr>
+            <w:tcW w:w="1106" w:type="dxa"/>
+            <w:noWrap/>
+            <w:hideMark/>
+          </w:tcPr>
+          <w:p>
+            <w:r>
+              <w:t>Положительно</w:t>
+            </w:r>
+          </w:p>
+        </w:tc>
+      </w:tr>
+      <w:tr>
+        <w:trPr>
+          <w:trHeight w:val="288"/>
+        </w:trPr>
+        <w:tc>
+          <w:tcPr>
+            <w:tcW w:w="747" w:type="dxa"/>
+            <w:noWrap/>
+            <w:hideMark/>
+          </w:tcPr>
+          <w:p>
+            <w:r>
+              <w:t>2</w:t>
+            </w:r>
+          </w:p>
+        </w:tc>
+        <w:tc>
+          <w:tcPr>
+            <w:tcW w:w="4594" w:type="dxa"/>
+            <w:noWrap/>
+            <w:hideMark/>
+          </w:tcPr>
+          <w:p>
+            <w:r>
+              <w:t>Поиск НЕ ищет по тем полям, которые НЕ указаны в ТЗ</w:t>
+            </w:r>
+          </w:p>
+        </w:tc>
+        <w:tc>
+          <w:tcPr>
+            <w:tcW w:w="2908" w:type="dxa"/>
+            <w:noWrap/>
+            <w:hideMark/>
+          </w:tcPr>
+          <w:p>
+            <w:r>
+              <w:t>Раздел - шапки, материал верха - акрил</w:t>
+            </w:r>
+          </w:p>
+        </w:tc>
+        <w:tc>
+          <w:tcPr>
+            <w:tcW w:w="1106" w:type="dxa"/>
+            <w:noWrap/>
+            <w:hideMark/>
+          </w:tcPr>
+          <w:p>
+            <w:r>
+              <w:t>Положительно</w:t>
+            </w:r>
+          </w:p>
+        </w:tc>
+      </w:tr>
+      <w:tr>
+        <w:trPr>
+          <w:trHeight w:val="288"/>
+        </w:trPr>
+        <w:tc>
+          <w:tcPr>
+            <w:tcW w:w="747" w:type="dxa"/>
+            <w:noWrap/>
+            <w:hideMark/>
+          </w:tcPr>
+          <w:p>
+            <w:r>
+              <w:t>3</w:t>
+            </w:r>
+          </w:p>
+        </w:tc>
+        <w:tc>
+          <w:tcPr>
+            <w:tcW w:w="4594" w:type="dxa"/>
+            <w:noWrap/>
+            <w:hideMark/>
+          </w:tcPr>
+          <w:p>
+            <w:r>
+              <w:t>Релевантность выдачи</w:t>
+            </w:r>
+          </w:p>
+        </w:tc>
+        <w:tc>
+          <w:tcPr>
+            <w:tcW w:w="2908" w:type="dxa"/>
+            <w:noWrap/>
+            <w:hideMark/>
+          </w:tcPr>
+          <w:p>
+            <w:r>
+              <w:t>Раздел - шапки, сезон - зимние</w:t>
+            </w:r>
+          </w:p>
+        </w:tc>
+        <w:tc>
+          <w:tcPr>
+            <w:tcW w:w="1106" w:type="dxa"/>
+            <w:noWrap/>
+            <w:hideMark/>
+          </w:tcPr>
+          <w:p>
+            <w:r>
+              <w:t>Положительно</w:t>
+            </w:r>
+          </w:p>
+        </w:tc>
+      </w:tr>
+      <w:tr>
+        <w:trPr>
+          <w:trHeight w:val="288"/>
+        </w:trPr>
+        <w:tc>
+          <w:tcPr>
+            <w:tcW w:w="747" w:type="dxa"/>
+            <w:noWrap/>
+            <w:hideMark/>
+          </w:tcPr>
+          <w:p>
+            <w:r>
+              <w:t>4</w:t>
+            </w:r>
+          </w:p>
+        </w:tc>
+        <w:tc>
+          <w:tcPr>
+            <w:tcW w:w="4594" w:type="dxa"/>
+            <w:noWrap/>
+            <w:hideMark/>
+          </w:tcPr>
+          <w:p>
+            <w:r>
+              <w:t>Учитывается ли контекст поиска</w:t>
+            </w:r>
+          </w:p>
+        </w:tc>
+        <w:tc>
+          <w:tcPr>
+            <w:tcW w:w="2908" w:type="dxa"/>
+            <w:noWrap/>
+            <w:hideMark/>
+          </w:tcPr>
+          <w:p>
+            <w:r>
+              <w:t>В разделе шапки: запрос - "сумка"</w:t>
+            </w:r>
+          </w:p>
+        </w:tc>
+        <w:tc>
+          <w:tcPr>
+            <w:tcW w:w="1106" w:type="dxa"/>
+            <w:noWrap/>
+            <w:hideMark/>
+          </w:tcPr>
+          <w:p>
+            <w:r>
+              <w:t>Отрицательно</w:t>
+            </w:r>
+          </w:p>
+        </w:tc>
+      </w:tr>
+      <w:tr>
+        <w:trPr>
+          <w:trHeight w:val="288"/>
+        </w:trPr>
+        <w:tc>
+          <w:tcPr>
+            <w:tcW w:w="747" w:type="dxa"/>
+            <w:noWrap/>
+            <w:hideMark/>
+          </w:tcPr>
+          <w:p>
+            <w:r>
+              <w:t>5</w:t>
+            </w:r>
+          </w:p>
+        </w:tc>
+        <w:tc>
+          <w:tcPr>
+            <w:tcW w:w="4594" w:type="dxa"/>
+            <w:noWrap/>
+            <w:hideMark/>
+          </w:tcPr>
+          <w:p>
+            <w:r>
+              <w:t>Регистронезависимость поиска</w:t>
+            </w:r>
+          </w:p>
+        </w:tc>
+        <w:tc>
+          <w:tcPr>
+            <w:tcW w:w="2908" w:type="dxa"/>
+            <w:noWrap/>
+            <w:hideMark/>
+          </w:tcPr>
+          <w:p>
+            <w:r>
+              <w:t>Запрос - "СУ</w:t>
+            </w:r>
+            <w:r>
+              <w:t>мка"</w:t>
+            </w:r>
+          </w:p>
+        </w:tc>
+        <w:tc>
+          <w:tcPr>
+            <w:tcW w:w="1106" w:type="dxa"/>
+            <w:noWrap/>
+            <w:hideMark/>
+          </w:tcPr>
+          <w:p>
+            <w:r>
+              <w:t>Положительно</w:t>
+            </w:r>
+          </w:p>
+        </w:tc>
+      </w:tr>
+      <w:tr>
+        <w:trPr>
+          <w:trHeight w:val="288"/>
+        </w:trPr>
+        <w:tc>
+          <w:tcPr>
+            <w:tcW w:w="747" w:type="dxa"/>
+            <w:noWrap/>
+            <w:hideMark/>
+          </w:tcPr>
+          <w:p>
+            <w:r>
+              <w:t>6</w:t>
+            </w:r>
+          </w:p>
+        </w:tc>
+        <w:tc>
+          <w:tcPr>
+            <w:tcW w:w="4594" w:type="dxa"/>
+            <w:noWrap/>
+            <w:hideMark/>
+          </w:tcPr>
+          <w:p>
+            <w:r>
+              <w:t>Примаются ли открывающие и закрывающие пробелы</w:t>
+            </w:r>
+          </w:p>
+        </w:tc>
+        <w:tc>
+          <w:tcPr>
+            <w:tcW w:w="2908" w:type="dxa"/>
+            <w:noWrap/>
+            <w:hideMark/>
+          </w:tcPr>
+          <w:p>
+            <w:r>
+              <w:t>Запрос - " шапка "</w:t>
+            </w:r>
+          </w:p>
+        </w:tc>
+        <w:tc>
+          <w:tcPr>
+            <w:tcW w:w="1106" w:type="dxa"/>
+            <w:noWrap/>
+            <w:hideMark/>
+          </w:tcPr>
+          <w:p>
+            <w:r>
+              <w:t>Положительно</w:t>
+            </w:r>
+          </w:p>
+        </w:tc>
+      </w:tr>
+      <w:tr>
+        <w:trPr>
+          <w:trHeight w:val="288"/>
+        </w:trPr>
+        <w:tc>
+          <w:tcPr>
+            <w:tcW w:w="747" w:type="dxa"/>
+            <w:noWrap/>
+            <w:hideMark/>
+          </w:tcPr>
+          <w:p>
+            <w:r>
+              <w:t>7</w:t>
+            </w:r>
+          </w:p>
+        </w:tc>
+        <w:tc>
+          <w:tcPr>
+            <w:tcW w:w="4594" w:type="dxa"/>
+            <w:noWrap/>
+            <w:hideMark/>
+          </w:tcPr>
+          <w:p>
+            <w:r>
+              <w:t>Ищет ли по включению или полному соответствию</w:t>
+            </w:r>
+          </w:p>
+        </w:tc>
+        <w:tc>
+          <w:tcPr>
+            <w:tcW w:w="2908" w:type="dxa"/>
+            <w:noWrap/>
+            <w:hideMark/>
+          </w:tcPr>
+          <w:p>
+            <w:r>
+              <w:t>Запрос - "ша"</w:t>
+            </w:r>
+          </w:p>
+        </w:tc>
+        <w:tc>
+          <w:tcPr>
+            <w:tcW w:w="1106" w:type="dxa"/>
+            <w:noWrap/>
+            <w:hideMark/>
+          </w:tcPr>
+          <w:p>
+            <w:r>
+              <w:t>Положительно</w:t>
+            </w:r>
+          </w:p>
+        </w:tc>
+      </w:tr>
+      <w:tr>
+        <w:trPr>
+          <w:trHeight w:val="288"/>
+        </w:trPr>
+        <w:tc>
+          <w:tcPr>
+            <w:tcW w:w="747" w:type="dxa"/>
+            <w:noWrap/>
+            <w:hideMark/>
+          </w:tcPr>
+          <w:p>
+            <w:r>
+              <w:t>8</w:t>
+            </w:r>
+          </w:p>
+        </w:tc>
+        <w:tc>
+          <w:tcPr>
+            <w:tcW w:w="4594" w:type="dxa"/>
+            <w:noWrap/>
+            <w:hideMark/>
+          </w:tcPr>
+          <w:p>
+            <w:pPr>
+              <w:rPr>
+                <w:lang w:val="en-US"/>
+              </w:rPr>
+            </w:pPr>
+            <w:r>
+              <w:t>Найдет ли 2 слова из разных полей?</w:t>
+            </w:r>
+            <w:bookmarkStart w:id="0" w:name="_GoBack"/>
+            <w:bookmarkEnd w:id="0"/>
+          </w:p>
+        </w:tc>
+        <w:tc>
+          <w:tcPr>
+            <w:tcW w:w="2908" w:type="dxa"/>
+            <w:noWrap/>
+            <w:hideMark/>
+          </w:tcPr>
+          <w:p>
+            <w:r>
+              <w:t>Запрос - "зимний акрил"</w:t>
+            </w:r>
+          </w:p>
+        </w:tc>
+        <w:tc>
+          <w:tcPr>
+            <w:tcW w:w="1106" w:type="dxa"/>
+            <w:noWrap/>
+            <w:hideMark/>
+          </w:tcPr>
+          <w:p>
+            <w:r>
+              <w:t>Положительно</w:t>
+            </w:r>
+          </w:p>
+        </w:tc>
+      </w:tr>
+      <w:tr>
+        <w:trPr>
+          <w:trHeight w:val="288"/>
+        </w:trPr>
+        <w:tc>
+          <w:tcPr>
+            <w:tcW w:w="747" w:type="dxa"/>
+            <w:noWrap/>
+            <w:hideMark/>
+          </w:tcPr>
+          <w:p>
+            <w:r>
+              <w:t>9</w:t>
+            </w:r>
+          </w:p>
+        </w:tc>
+        <w:tc>
+          <w:tcPr>
+            <w:tcW w:w="4594" w:type="dxa"/>
+            <w:noWrap/>
+            <w:hideMark/>
+          </w:tcPr>
+          <w:p>
+            <w:r>
+              <w:t>Ошибка в вводе (исправляются ли опечатки, ищет ли похожее)</w:t>
+            </w:r>
+          </w:p>
+        </w:tc>
+        <w:tc>
+          <w:tcPr>
+            <w:tcW w:w="2908" w:type="dxa"/>
+            <w:noWrap/>
+            <w:hideMark/>
+          </w:tcPr>
+          <w:p>
+            <w:r>
+              <w:t>Запрос - "шаб</w:t>
+            </w:r>
+            <w:r>
+              <w:t>ка"</w:t>
+            </w:r>
+          </w:p>
+        </w:tc>
+        <w:tc>
+          <w:tcPr>
+            <w:tcW w:w="1106" w:type="dxa"/>
+            <w:noWrap/>
+            <w:hideMark/>
+          </w:tcPr>
+          <w:p>
+            <w:r>
+              <w:t>Отрицательно</w:t>
+            </w:r>
+          </w:p>
+        </w:tc>
+      </w:tr>
+      <w:tr>
+        <w:trPr>
+          <w:trHeight w:val="288"/>
+        </w:trPr>
+        <w:tc>
+          <w:tcPr>
+            <w:tcW w:w="747" w:type="dxa"/>
+            <w:noWrap/>
+            <w:hideMark/>
+          </w:tcPr>
+          <w:p>
+            <w:r>
+              <w:t>10</w:t>
+            </w:r>
+          </w:p>
+        </w:tc>
+        <w:tc>
+          <w:tcPr>
+            <w:tcW w:w="4594" w:type="dxa"/>
+            <w:noWrap/>
+            <w:hideMark/>
+          </w:tcPr>
+          <w:p>
+            <w:r>
+              <w:t>Исправляет ли система неправильную раскладку?</w:t>
+            </w:r>
+          </w:p>
+        </w:tc>
+        <w:tc>
+          <w:tcPr>
+            <w:tcW w:w="2908" w:type="dxa"/>
+            <w:noWrap/>
+            <w:hideMark/>
+          </w:tcPr>
+          <w:p>
+            <w:r>
+              <w:t>Запрос - "ifgrf"</w:t>
+            </w:r>
+          </w:p>
+        </w:tc>
+        <w:tc>
+          <w:tcPr>
+            <w:tcW w:w="1106" w:type="dxa"/>
+            <w:noWrap/>
+            <w:hideMark/>
+          </w:tcPr>
+          <w:p>
+            <w:r>
+              <w:t>Положительно</w:t>
+            </w:r>
+          </w:p>
+        </w:tc>
+      </w:tr>
+    </w:tbl>
+    <w:p>
+      <w:pPr>
+        <w:rPr>
+          <w:lang w:val="en-US"/>
+        </w:rPr>
+      </w:pPr>
     </w:p>
     <w:sectPr>
       <w:pgSz w:w="11906" w:h="16838"/>
@@ -1268,7 +1785,6 @@
   <w:style w:type="character" w:default="1" w:styleId="a0">
     <w:name w:val="Default Paragraph Font"/>
     <w:uiPriority w:val="1"/>
-    <w:semiHidden/>
     <w:unhideWhenUsed/>
   </w:style>
   <w:style w:type="table" w:default="1" w:styleId="a1">
@@ -1336,6 +1852,37 @@
       <w:szCs w:val="24"/>
       <w:lang w:eastAsia="ru-RU"/>
     </w:rPr>
+  </w:style>
+  <w:style w:type="character" w:styleId="a5">
+    <w:name w:val="FollowedHyperlink"/>
+    <w:basedOn w:val="a0"/>
+    <w:uiPriority w:val="99"/>
+    <w:semiHidden/>
+    <w:unhideWhenUsed/>
+    <w:rsid w:val="00D16A8B"/>
+    <w:rPr>
+      <w:color w:val="954F72" w:themeColor="followedHyperlink"/>
+      <w:u w:val="single"/>
+    </w:rPr>
+  </w:style>
+  <w:style w:type="table" w:styleId="a6">
+    <w:name w:val="Table Grid"/>
+    <w:basedOn w:val="a1"/>
+    <w:uiPriority w:val="39"/>
+    <w:rsid w:val="00D16A8B"/>
+    <w:pPr>
+      <w:spacing w:after="0" w:line="240" w:lineRule="auto"/>
+    </w:pPr>
+    <w:tblPr>
+      <w:tblBorders>
+        <w:top w:val="single" w:sz="4" w:space="0" w:color="auto"/>
+        <w:left w:val="single" w:sz="4" w:space="0" w:color="auto"/>
+        <w:bottom w:val="single" w:sz="4" w:space="0" w:color="auto"/>
+        <w:right w:val="single" w:sz="4" w:space="0" w:color="auto"/>
+        <w:insideH w:val="single" w:sz="4" w:space="0" w:color="auto"/>
+        <w:insideV w:val="single" w:sz="4" w:space="0" w:color="auto"/>
+      </w:tblBorders>
+    </w:tblPr>
   </w:style>
 </w:styles>
 </file>
